--- a/docs/MediCore_HMS_Design_Document_v1.8.docx
+++ b/docs/MediCore_HMS_Design_Document_v1.8.docx
@@ -67,7 +67,7 @@
           <w:sz w:val="24"/>
           <w:szCs w:val="24"/>
         </w:rPr>
-        <w:t xml:space="preserve">Companion documents: SRS v1.3 · Effort Estimation (UCP) v1.0</w:t>
+        <w:t>Companion documents: SRS v1.4 · Effort Estimation (UCP) v1.0</w:t>
       </w:r>
     </w:p>
     <w:p>
@@ -918,7 +918,7 @@
                 <w:sz w:val="18"/>
                 <w:szCs w:val="18"/>
               </w:rPr>
-              <w:t>SRS unchanged (FR-ADM-01 already specified). Testing Report v1.5: 71/71 including AdminStaffIT (13) and StaffRolesTest (7). AuditService moved to REQUIRES_NEW after this work exposed that a rejected audit row aborted the caller's transaction and silently discarded the business write.</w:t>
+              <w:t>SRS unchanged (FR-ADM-01 already specified). Testing Report v1.6: 71/71 including AdminStaffIT (13) and StaffRolesTest (7). AuditService moved to REQUIRES_NEW after this work exposed that a rejected audit row aborted the caller's transaction and silently discarded the business write.</w:t>
             </w:r>
           </w:p>
         </w:tc>
